--- a/submission/Bypassing the HBM Wall: A Distributed Spatial Processing-Near-Memory Architecture using DUV ASICs and Deterministic Routing - Online Citations.docx
+++ b/submission/Bypassing the HBM Wall: A Distributed Spatial Processing-Near-Memory Architecture using DUV ASICs and Deterministic Routing - Online Citations.docx
@@ -1373,7 +1373,7 @@
         <w:pStyle w:val="BodyText"/>
       </w:pPr>
       <w:r>
-        <w:t xml:space="preserve">All hardware schematics, topology specifications, and PCB layouts described herein are intended for release under the CERN Open Hardware Licence Version 2 Strongly Reciprocal (CERN-OHL-S) ((CERN. CERN open hardware licence version 2 - strongly reciprocal (CERN-OHL-S). 2020, https://ohwr.org/project/cernohl/wikis/Documents/CERN-OHL-version-2.)).</w:t>
+        <w:t xml:space="preserve">The full repository, including Verilog HDL sources, build scripts, and this manuscript, is available at https://github.com/im-BowenGu/PNM-Arch. All hardware schematics, topology specifications, and PCB layouts described herein are intended for release under the CERN Open Hardware Licence Version 2 Strongly Reciprocal (CERN-OHL-S) ((CERN. CERN open hardware licence version 2 - strongly reciprocal (CERN-OHL-S). 2020, https://ohwr.org/project/cernohl/wikis/Documents/CERN-OHL-version-2.)).</w:t>
       </w:r>
     </w:p>
     <w:p>

--- a/submission/Bypassing the HBM Wall: A Distributed Spatial Processing-Near-Memory Architecture using DUV ASICs and Deterministic Routing - Online Citations.docx
+++ b/submission/Bypassing the HBM Wall: A Distributed Spatial Processing-Near-Memory Architecture using DUV ASICs and Deterministic Routing - Online Citations.docx
@@ -1323,7 +1323,7 @@
         <w:t xml:space="preserve">IEEE Transactions on Computers</w:t>
       </w:r>
       <w:r>
-        <w:t xml:space="preserve">. Vol. C-36, pg. 547-553, 1987, https://doi.org/10.1109/TC.1987.1676939.)))⸴ ((((JEDEC Solid State Technology Association. High bandwidth memory (HBM) DRAM standard. JESD235D, 2021, https://www.jedec.org/standards-documents/docs/jesd235d.)))⸴ ((((JEDEC Solid State Technology Association. Low power double data rate 6 (LPDDR6) SDRAM standard. JESD209-6, 2025, https://www.jedec.org/standards-documents/docs/jesd209-6.)). By treating the physical motherboard as an immutable dataflow graph and exporting its topography as a bespoke ISA, the system eliminates runtime scheduling, cache coherency, and operating-system overhead. Routing is coordinate arithmetic on a single-spine tree with dimension-order on-board paths; deadlock freedom follows from monotonically ordered virtual-channel classes; the hardened doorbell mechanism makes activation atomic as well as idle-free; and the isothermal parallel manifold sustains thermal viability with enforced flow balance. The reference chassis—64 TB, 87 TB/s aggregate local bandwidth, approximately 131 TFLOPS FP64, approximately 4/GB—demonstrates that the economics of memory capacity favor radical simplicity by roughly two orders of magnitude per byte. Target workloads—MoE transformer inference, FP64 stencil computation, and functional data-based evaluation—sit in the bandwidth-bound regime where mature-node silicon is already sufficient ((N. Shazeer, A. Mirhoseini, K. Maziarz, A. Davis, Q. Le, G. Hinton, J. Dean. Outrageously large neural networks: the sparsely-gated mixture-of-experts layer.</w:t>
+        <w:t xml:space="preserve">. Vol. C-36, pg. 547-553, 1987, https://doi.org/10.1109/TC.1987.1676939.)))⸴ ((((JEDEC Solid State Technology Association. High bandwidth memory (HBM) DRAM standard. JESD235D, 2021, https://www.jedec.org/standards-documents/docs/jesd235d.)))⸴ ((((JEDEC Solid State Technology Association. Low power double data rate 6 (LPDDR6) SDRAM standard. JESD209-6, 2025, https://www.jedec.org/standards-documents/docs/jesd209-6.)). By treating the physical motherboard as an immutable dataflow graph and exporting its topography as a bespoke ISA, the system eliminates runtime scheduling, cache coherency, and operating-system overhead. Routing is coordinate arithmetic on a single-spine tree with dimension-order on-board paths; deadlock freedom follows from monotonically ordered virtual-channel classes; the hardened doorbell mechanism makes activation atomic as well as idle-free; and the isothermal parallel manifold sustains thermal viability with enforced flow balance. The reference chassis—64 TB, 87 TB/s aggregate local bandwidth, approximately 131 TFLOPS FP64, approximately 4/GB—demonstrates that the economics of memory capacity favour radical simplicity by roughly two orders of magnitude per byte. Target workloads—MoE transformer inference, FP64 stencil computation, and functional data-based evaluation—sit in the bandwidth-bound regime where mature-node silicon is already sufficient ((N. Shazeer, A. Mirhoseini, K. Maziarz, A. Davis, Q. Le, G. Hinton, J. Dean. Outrageously large neural networks: the sparsely-gated mixture-of-experts layer.</w:t>
       </w:r>
       <w:r>
         <w:t xml:space="preserve"> </w:t>
